--- a/Programacion II/Clases/Clase 7 - Patrones de diseno Singleton y Factory/Taller PI - Clase 7 - VetCare.docx
+++ b/Programacion II/Clases/Clase 7 - Patrones de diseno Singleton y Factory/Taller PI - Clase 7 - VetCare.docx
@@ -242,7 +242,7 @@
           <w:color w:val="2B2B2B"/>
           <w:sz w:val="22"/>
         </w:rPr>
-        <w:t>Convierta RepositorioVetCare en Singleton: atributo private static instancia, constructor private con un System.out.println que avise cuando se crea, y metodo public static synchronized getInstancia(); ejecute el programa y verifique que el mensaje de creacion aparece una sola vez aunque llame getInstancia() tres veces.</w:t>
+        <w:t>Convierta RepositorioClinica en Singleton: atributo private static instancia, constructor private con un System.out.println que avise cuando se crea, y metodo public static synchronized getInstancia(); ejecute el programa y verifique que el mensaje de creacion aparece una sola vez aunque llame getInstancia() tres veces.</w:t>
       </w:r>
     </w:p>
     <w:p>
@@ -257,7 +257,7 @@
           <w:color w:val="2B2B2B"/>
           <w:sz w:val="22"/>
         </w:rPr>
-        <w:t>Elimine todos los 'new RepositorioVetCare()' que queden en las ventanas y reemplacelos por RepositorioVetCare.getInstancia(); use Ctrl+F en el proyecto para confirmar que no queda ni uno solo fuera del propio metodo getInstancia.</w:t>
+        <w:t>Elimine todos los 'new RepositorioClinica()' que queden en las ventanas y reemplacelos por RepositorioClinica.getInstancia(); use Ctrl+F en el proyecto para confirmar que no queda ni uno solo fuera del propio metodo getInstancia.</w:t>
       </w:r>
     </w:p>
     <w:p>
@@ -331,7 +331,7 @@
           <w:color w:val="2B2B2B"/>
           <w:sz w:val="22"/>
         </w:rPr>
-        <w:t>Clase RepositorioVetCare convertida en Singleton, FabricaConsultas con tres tipos y evidencia de que dos ventanas ven la misma lista, subido a ExamLab.</w:t>
+        <w:t>Clase RepositorioClinica convertida en Singleton, FabricaConsultas con tres tipos y evidencia de que dos ventanas ven la misma lista, subido a ExamLab.</w:t>
       </w:r>
     </w:p>
     <w:p>
@@ -375,7 +375,7 @@
           <w:color w:val="2B2B2B"/>
           <w:sz w:val="22"/>
         </w:rPr>
-        <w:t>El constructor del repositorio es privado y no existe ningun new RepositorioVetCare() fuera de getInstancia().</w:t>
+        <w:t>El constructor del repositorio es privado y no existe ningun new RepositorioClinica() fuera de getInstancia().</w:t>
       </w:r>
     </w:p>
     <w:p>
@@ -449,7 +449,7 @@
           <w:color w:val="2B2B2B"/>
           <w:sz w:val="22"/>
         </w:rPr>
-        <w:t>☐ Si alguien hace 'RepositorioVetCare.instancia = null;' desde otra clase y el programa se lo permite, que modificador de acceso quedo mal puesto?</w:t>
+        <w:t>☐ Si alguien hace 'RepositorioClinica.instancia = null;' desde otra clase y el programa se lo permite, que modificador de acceso quedo mal puesto?</w:t>
       </w:r>
     </w:p>
     <w:p>
